--- a/WebService-Reclut_Documentacion.docx
+++ b/WebService-Reclut_Documentacion.docx
@@ -1589,31 +1589,7 @@
         <w:pStyle w:val="Ttulo2"/>
       </w:pPr>
       <w:r>
-        <w:t xml:space="preserve">4.2 Campos de </w:t>
-      </w:r>
-      <w:proofErr w:type="spellStart"/>
-      <w:r>
-        <w:t>cada</w:t>
-      </w:r>
-      <w:proofErr w:type="spellEnd"/>
-      <w:r>
-        <w:t xml:space="preserve"> </w:t>
-      </w:r>
-      <w:proofErr w:type="spellStart"/>
-      <w:r>
-        <w:t>carrera</w:t>
-      </w:r>
-      <w:proofErr w:type="spellEnd"/>
-      <w:r>
-        <w:t xml:space="preserve"> (</w:t>
-      </w:r>
-      <w:proofErr w:type="gramStart"/>
-      <w:r>
-        <w:t>careers[</w:t>
-      </w:r>
-      <w:proofErr w:type="gramEnd"/>
-      <w:r>
-        <w:t>])</w:t>
+        <w:t>4.2 Campos de cada carrera (careers[])</w:t>
       </w:r>
     </w:p>
     <w:tbl>
@@ -1708,7 +1684,7 @@
           </w:tcPr>
           <w:p>
             <w:r>
-              <w:t>Ver tabla de tipos en 4.3, según "formation" y nombre del programa.</w:t>
+              <w:t>Determinado por "formation" y el nombre del programa (ver resolveCareerType() en index.php).</w:t>
             </w:r>
           </w:p>
         </w:tc>
@@ -1743,7 +1719,7 @@
           </w:tcPr>
           <w:p>
             <w:r>
-              <w:t>Ver tabla de estados en 4.4, según "status".</w:t>
+              <w:t>Ver tabla de estados en 4.3, según "status".</w:t>
             </w:r>
           </w:p>
         </w:tc>
@@ -1884,41 +1860,6 @@
           <w:p>
             <w:r>
               <w:t>Solo para type 1 (Pregrado) y 10 (Programa de posgrado): ID Reqlut resuelto vía career_ids.php.</w:t>
-            </w:r>
-          </w:p>
-        </w:tc>
-      </w:tr>
-      <w:tr>
-        <w:trPr>
-          <w:jc w:val="center"/>
-        </w:trPr>
-        <w:tc>
-          <w:tcPr>
-            <w:tcW w:w="1701" w:type="dxa"/>
-          </w:tcPr>
-          <w:p>
-            <w:r>
-              <w:t>programName</w:t>
-            </w:r>
-          </w:p>
-        </w:tc>
-        <w:tc>
-          <w:tcPr>
-            <w:tcW w:w="1134" w:type="dxa"/>
-          </w:tcPr>
-          <w:p>
-            <w:r>
-              <w:t>string</w:t>
-            </w:r>
-          </w:p>
-        </w:tc>
-        <w:tc>
-          <w:tcPr>
-            <w:tcW w:w="5669" w:type="dxa"/>
-          </w:tcPr>
-          <w:p>
-            <w:r>
-              <w:t>Para el resto de tipos: nombre del programa tal como llega de Unibagué.</w:t>
             </w:r>
           </w:p>
         </w:tc>
@@ -1929,409 +1870,13 @@
         <w:pStyle w:val="Ttulo2"/>
       </w:pPr>
       <w:r>
-        <w:t>4.3 Mapeo de tipo de programa (formation → type)</w:t>
+        <w:t>4.</w:t>
       </w:r>
-    </w:p>
-    <w:tbl>
-      <w:tblPr>
-        <w:tblStyle w:val="Tablaconcuadrcula"/>
-        <w:tblW w:w="0" w:type="auto"/>
-        <w:jc w:val="center"/>
-        <w:tblLook w:val="04A0" w:firstRow="1" w:lastRow="0" w:firstColumn="1" w:lastColumn="0" w:noHBand="0" w:noVBand="1"/>
-      </w:tblPr>
-      <w:tblGrid>
-        <w:gridCol w:w="1701"/>
-        <w:gridCol w:w="3118"/>
-        <w:gridCol w:w="1417"/>
-        <w:gridCol w:w="2551"/>
-      </w:tblGrid>
-      <w:tr>
-        <w:trPr>
-          <w:jc w:val="center"/>
-        </w:trPr>
-        <w:tc>
-          <w:tcPr>
-            <w:tcW w:w="1701" w:type="dxa"/>
-            <w:shd w:val="clear" w:color="auto" w:fill="1F3A5F"/>
-          </w:tcPr>
-          <w:p>
-            <w:r>
-              <w:rPr>
-                <w:b/>
-                <w:color w:val="FFFFFF"/>
-              </w:rPr>
-              <w:t>formation Unibagué</w:t>
-            </w:r>
-          </w:p>
-        </w:tc>
-        <w:tc>
-          <w:tcPr>
-            <w:tcW w:w="3118" w:type="dxa"/>
-            <w:shd w:val="clear" w:color="auto" w:fill="1F3A5F"/>
-          </w:tcPr>
-          <w:p>
-            <w:r>
-              <w:rPr>
-                <w:b/>
-                <w:color w:val="FFFFFF"/>
-              </w:rPr>
-              <w:t>Condición adicional</w:t>
-            </w:r>
-          </w:p>
-        </w:tc>
-        <w:tc>
-          <w:tcPr>
-            <w:tcW w:w="1417" w:type="dxa"/>
-            <w:shd w:val="clear" w:color="auto" w:fill="1F3A5F"/>
-          </w:tcPr>
-          <w:p>
-            <w:r>
-              <w:rPr>
-                <w:b/>
-                <w:color w:val="FFFFFF"/>
-              </w:rPr>
-              <w:t>type Reqlut</w:t>
-            </w:r>
-          </w:p>
-        </w:tc>
-        <w:tc>
-          <w:tcPr>
-            <w:tcW w:w="2551" w:type="dxa"/>
-            <w:shd w:val="clear" w:color="auto" w:fill="1F3A5F"/>
-          </w:tcPr>
-          <w:p>
-            <w:r>
-              <w:rPr>
-                <w:b/>
-                <w:color w:val="FFFFFF"/>
-              </w:rPr>
-              <w:t>Descripción</w:t>
-            </w:r>
-          </w:p>
-        </w:tc>
-      </w:tr>
-      <w:tr>
-        <w:trPr>
-          <w:jc w:val="center"/>
-        </w:trPr>
-        <w:tc>
-          <w:tcPr>
-            <w:tcW w:w="1701" w:type="dxa"/>
-          </w:tcPr>
-          <w:p>
-            <w:r>
-              <w:t>4</w:t>
-            </w:r>
-          </w:p>
-        </w:tc>
-        <w:tc>
-          <w:tcPr>
-            <w:tcW w:w="3118" w:type="dxa"/>
-          </w:tcPr>
-          <w:p>
-            <w:r>
-              <w:t>—</w:t>
-            </w:r>
-          </w:p>
-        </w:tc>
-        <w:tc>
-          <w:tcPr>
-            <w:tcW w:w="1417" w:type="dxa"/>
-          </w:tcPr>
-          <w:p>
-            <w:r>
-              <w:t>1</w:t>
-            </w:r>
-          </w:p>
-        </w:tc>
-        <w:tc>
-          <w:tcPr>
-            <w:tcW w:w="2551" w:type="dxa"/>
-          </w:tcPr>
-          <w:p>
-            <w:r>
-              <w:t>Pregrado (Undergraduate)</w:t>
-            </w:r>
-          </w:p>
-        </w:tc>
-      </w:tr>
-      <w:tr>
-        <w:trPr>
-          <w:jc w:val="center"/>
-        </w:trPr>
-        <w:tc>
-          <w:tcPr>
-            <w:tcW w:w="1701" w:type="dxa"/>
-          </w:tcPr>
-          <w:p>
-            <w:r>
-              <w:t>5</w:t>
-            </w:r>
-          </w:p>
-        </w:tc>
-        <w:tc>
-          <w:tcPr>
-            <w:tcW w:w="3118" w:type="dxa"/>
-          </w:tcPr>
-          <w:p>
-            <w:r>
-              <w:t>Contiene "DOCTORADO"</w:t>
-            </w:r>
-          </w:p>
-        </w:tc>
-        <w:tc>
-          <w:tcPr>
-            <w:tcW w:w="1417" w:type="dxa"/>
-          </w:tcPr>
-          <w:p>
-            <w:r>
-              <w:t>5</w:t>
-            </w:r>
-          </w:p>
-        </w:tc>
-        <w:tc>
-          <w:tcPr>
-            <w:tcW w:w="2551" w:type="dxa"/>
-          </w:tcPr>
-          <w:p>
-            <w:r>
-              <w:t>Doctorado</w:t>
-            </w:r>
-          </w:p>
-        </w:tc>
-      </w:tr>
-      <w:tr>
-        <w:trPr>
-          <w:jc w:val="center"/>
-        </w:trPr>
-        <w:tc>
-          <w:tcPr>
-            <w:tcW w:w="1701" w:type="dxa"/>
-          </w:tcPr>
-          <w:p>
-            <w:r>
-              <w:t>5</w:t>
-            </w:r>
-          </w:p>
-        </w:tc>
-        <w:tc>
-          <w:tcPr>
-            <w:tcW w:w="3118" w:type="dxa"/>
-          </w:tcPr>
-          <w:p>
-            <w:r>
-              <w:t>Contiene "CICLO COTERMINAL"</w:t>
-            </w:r>
-          </w:p>
-        </w:tc>
-        <w:tc>
-          <w:tcPr>
-            <w:tcW w:w="1417" w:type="dxa"/>
-          </w:tcPr>
-          <w:p>
-            <w:r>
-              <w:t>10</w:t>
-            </w:r>
-          </w:p>
-        </w:tc>
-        <w:tc>
-          <w:tcPr>
-            <w:tcW w:w="2551" w:type="dxa"/>
-          </w:tcPr>
-          <w:p>
-            <w:r>
-              <w:t>Programa de posgrado (requiere id)</w:t>
-            </w:r>
-          </w:p>
-        </w:tc>
-      </w:tr>
-      <w:tr>
-        <w:trPr>
-          <w:jc w:val="center"/>
-        </w:trPr>
-        <w:tc>
-          <w:tcPr>
-            <w:tcW w:w="1701" w:type="dxa"/>
-          </w:tcPr>
-          <w:p>
-            <w:r>
-              <w:t>5</w:t>
-            </w:r>
-          </w:p>
-        </w:tc>
-        <w:tc>
-          <w:tcPr>
-            <w:tcW w:w="3118" w:type="dxa"/>
-          </w:tcPr>
-          <w:p>
-            <w:r>
-              <w:t>Contiene "ESPECIALIZACION" / "ESP."</w:t>
-            </w:r>
-          </w:p>
-        </w:tc>
-        <w:tc>
-          <w:tcPr>
-            <w:tcW w:w="1417" w:type="dxa"/>
-          </w:tcPr>
-          <w:p>
-            <w:r>
-              <w:t>6</w:t>
-            </w:r>
-          </w:p>
-        </w:tc>
-        <w:tc>
-          <w:tcPr>
-            <w:tcW w:w="2551" w:type="dxa"/>
-          </w:tcPr>
-          <w:p>
-            <w:r>
-              <w:t>Especialización (Specialty)</w:t>
-            </w:r>
-          </w:p>
-        </w:tc>
-      </w:tr>
-      <w:tr>
-        <w:trPr>
-          <w:jc w:val="center"/>
-        </w:trPr>
-        <w:tc>
-          <w:tcPr>
-            <w:tcW w:w="1701" w:type="dxa"/>
-          </w:tcPr>
-          <w:p>
-            <w:r>
-              <w:t>5</w:t>
-            </w:r>
-          </w:p>
-        </w:tc>
-        <w:tc>
-          <w:tcPr>
-            <w:tcW w:w="3118" w:type="dxa"/>
-          </w:tcPr>
-          <w:p>
-            <w:r>
-              <w:t>Contiene "CURSOS LIBRES" / "DIPLOMADO"</w:t>
-            </w:r>
-          </w:p>
-        </w:tc>
-        <w:tc>
-          <w:tcPr>
-            <w:tcW w:w="1417" w:type="dxa"/>
-          </w:tcPr>
-          <w:p>
-            <w:r>
-              <w:t>2</w:t>
-            </w:r>
-          </w:p>
-        </w:tc>
-        <w:tc>
-          <w:tcPr>
-            <w:tcW w:w="2551" w:type="dxa"/>
-          </w:tcPr>
-          <w:p>
-            <w:r>
-              <w:t>Curso (Course)</w:t>
-            </w:r>
-          </w:p>
-        </w:tc>
-      </w:tr>
-      <w:tr>
-        <w:trPr>
-          <w:jc w:val="center"/>
-        </w:trPr>
-        <w:tc>
-          <w:tcPr>
-            <w:tcW w:w="1701" w:type="dxa"/>
-          </w:tcPr>
-          <w:p>
-            <w:r>
-              <w:t>5 / otro</w:t>
-            </w:r>
-          </w:p>
-        </w:tc>
-        <w:tc>
-          <w:tcPr>
-            <w:tcW w:w="3118" w:type="dxa"/>
-          </w:tcPr>
-          <w:p>
-            <w:r>
-              <w:t>No coincide con lo anterior</w:t>
-            </w:r>
-          </w:p>
-        </w:tc>
-        <w:tc>
-          <w:tcPr>
-            <w:tcW w:w="1417" w:type="dxa"/>
-          </w:tcPr>
-          <w:p>
-            <w:r>
-              <w:t>7</w:t>
-            </w:r>
-          </w:p>
-        </w:tc>
-        <w:tc>
-          <w:tcPr>
-            <w:tcW w:w="2551" w:type="dxa"/>
-          </w:tcPr>
-          <w:p>
-            <w:r>
-              <w:t>Otro (Other)</w:t>
-            </w:r>
-          </w:p>
-        </w:tc>
-      </w:tr>
-      <w:tr>
-        <w:trPr>
-          <w:jc w:val="center"/>
-        </w:trPr>
-        <w:tc>
-          <w:tcPr>
-            <w:tcW w:w="1701" w:type="dxa"/>
-          </w:tcPr>
-          <w:p>
-            <w:r>
-              <w:t>6</w:t>
-            </w:r>
-          </w:p>
-        </w:tc>
-        <w:tc>
-          <w:tcPr>
-            <w:tcW w:w="3118" w:type="dxa"/>
-          </w:tcPr>
-          <w:p>
-            <w:r>
-              <w:t>o el nombre contiene "MAESTRIA"</w:t>
-            </w:r>
-          </w:p>
-        </w:tc>
-        <w:tc>
-          <w:tcPr>
-            <w:tcW w:w="1417" w:type="dxa"/>
-          </w:tcPr>
-          <w:p>
-            <w:r>
-              <w:t>4</w:t>
-            </w:r>
-          </w:p>
-        </w:tc>
-        <w:tc>
-          <w:tcPr>
-            <w:tcW w:w="2551" w:type="dxa"/>
-          </w:tcPr>
-          <w:p>
-            <w:r>
-              <w:t>Maestría (Master's)</w:t>
-            </w:r>
-          </w:p>
-        </w:tc>
-      </w:tr>
-    </w:tbl>
-    <w:p>
-      <w:pPr>
-        <w:pStyle w:val="Ttulo2"/>
-      </w:pPr>
       <w:r>
-        <w:t>4.4 Mapeo de estado académico (status → state)</w:t>
+        <w:t>3</w:t>
+      </w:r>
+      <w:r>
+        <w:t xml:space="preserve"> Mapeo de estado académico (status → state)</w:t>
       </w:r>
     </w:p>
     <w:tbl>
@@ -2511,7 +2056,7 @@
           </w:tcPr>
           <w:p>
             <w:r>
-              <w:t>Otro (retirado, etc.)</w:t>
+              <w:t>Inactivo</w:t>
             </w:r>
           </w:p>
         </w:tc>
@@ -2531,12 +2076,235 @@
           </w:tcPr>
           <w:p>
             <w:r>
-              <w:t>Por defecto; el campo "active" queda en false</w:t>
+              <w:t>5.367 registros — retiro genérico. active=false.</w:t>
+            </w:r>
+          </w:p>
+        </w:tc>
+      </w:tr>
+      <w:tr>
+        <w:trPr>
+          <w:jc w:val="center"/>
+        </w:trPr>
+        <w:tc>
+          <w:tcPr>
+            <w:tcW w:w="2835" w:type="dxa"/>
+          </w:tcPr>
+          <w:p>
+            <w:r>
+              <w:t>Traslado</w:t>
+            </w:r>
+          </w:p>
+        </w:tc>
+        <w:tc>
+          <w:tcPr>
+            <w:tcW w:w="1701" w:type="dxa"/>
+          </w:tcPr>
+          <w:p>
+            <w:r>
+              <w:t>0</w:t>
+            </w:r>
+          </w:p>
+        </w:tc>
+        <w:tc>
+          <w:tcPr>
+            <w:tcW w:w="4252" w:type="dxa"/>
+          </w:tcPr>
+          <w:p>
+            <w:r>
+              <w:t>547 registros — trasladado a otro programa. active=false.</w:t>
+            </w:r>
+          </w:p>
+        </w:tc>
+      </w:tr>
+      <w:tr>
+        <w:trPr>
+          <w:jc w:val="center"/>
+        </w:trPr>
+        <w:tc>
+          <w:tcPr>
+            <w:tcW w:w="2835" w:type="dxa"/>
+          </w:tcPr>
+          <w:p>
+            <w:r>
+              <w:t>Cancelado</w:t>
+            </w:r>
+          </w:p>
+        </w:tc>
+        <w:tc>
+          <w:tcPr>
+            <w:tcW w:w="1701" w:type="dxa"/>
+          </w:tcPr>
+          <w:p>
+            <w:r>
+              <w:t>0</w:t>
+            </w:r>
+          </w:p>
+        </w:tc>
+        <w:tc>
+          <w:tcPr>
+            <w:tcW w:w="4252" w:type="dxa"/>
+          </w:tcPr>
+          <w:p>
+            <w:r>
+              <w:t>275 registros — matrícula cancelada. active=false.</w:t>
+            </w:r>
+          </w:p>
+        </w:tc>
+      </w:tr>
+      <w:tr>
+        <w:trPr>
+          <w:jc w:val="center"/>
+        </w:trPr>
+        <w:tc>
+          <w:tcPr>
+            <w:tcW w:w="2835" w:type="dxa"/>
+          </w:tcPr>
+          <w:p>
+            <w:r>
+              <w:t>Excluido</w:t>
+            </w:r>
+          </w:p>
+        </w:tc>
+        <w:tc>
+          <w:tcPr>
+            <w:tcW w:w="1701" w:type="dxa"/>
+          </w:tcPr>
+          <w:p>
+            <w:r>
+              <w:t>0</w:t>
+            </w:r>
+          </w:p>
+        </w:tc>
+        <w:tc>
+          <w:tcPr>
+            <w:tcW w:w="4252" w:type="dxa"/>
+          </w:tcPr>
+          <w:p>
+            <w:r>
+              <w:t>162 registros — excluido del programa (bajo rendimiento u otra causa). active=false.</w:t>
+            </w:r>
+          </w:p>
+        </w:tc>
+      </w:tr>
+      <w:tr>
+        <w:trPr>
+          <w:jc w:val="center"/>
+        </w:trPr>
+        <w:tc>
+          <w:tcPr>
+            <w:tcW w:w="2835" w:type="dxa"/>
+          </w:tcPr>
+          <w:p>
+            <w:r>
+              <w:t>Sancionado</w:t>
+            </w:r>
+          </w:p>
+        </w:tc>
+        <w:tc>
+          <w:tcPr>
+            <w:tcW w:w="1701" w:type="dxa"/>
+          </w:tcPr>
+          <w:p>
+            <w:r>
+              <w:t>0</w:t>
+            </w:r>
+          </w:p>
+        </w:tc>
+        <w:tc>
+          <w:tcPr>
+            <w:tcW w:w="4252" w:type="dxa"/>
+          </w:tcPr>
+          <w:p>
+            <w:r>
+              <w:t>28 registros — suspendido por sanción disciplinaria o académica. active=false, igual que un retiro; pendiente confirmar con Reqlut si debe distinguirse con otro code.</w:t>
+            </w:r>
+          </w:p>
+        </w:tc>
+      </w:tr>
+      <w:tr>
+        <w:trPr>
+          <w:jc w:val="center"/>
+        </w:trPr>
+        <w:tc>
+          <w:tcPr>
+            <w:tcW w:w="2835" w:type="dxa"/>
+          </w:tcPr>
+          <w:p>
+            <w:r>
+              <w:t>Borrado financieramente</w:t>
+            </w:r>
+          </w:p>
+        </w:tc>
+        <w:tc>
+          <w:tcPr>
+            <w:tcW w:w="1701" w:type="dxa"/>
+          </w:tcPr>
+          <w:p>
+            <w:r>
+              <w:t>0</w:t>
+            </w:r>
+          </w:p>
+        </w:tc>
+        <w:tc>
+          <w:tcPr>
+            <w:tcW w:w="4252" w:type="dxa"/>
+          </w:tcPr>
+          <w:p>
+            <w:r>
+              <w:t>1 registro — retiro por mora financiera. active=false.</w:t>
+            </w:r>
+          </w:p>
+        </w:tc>
+      </w:tr>
+      <w:tr>
+        <w:trPr>
+          <w:jc w:val="center"/>
+        </w:trPr>
+        <w:tc>
+          <w:tcPr>
+            <w:tcW w:w="2835" w:type="dxa"/>
+          </w:tcPr>
+          <w:p>
+            <w:r>
+              <w:t>Cualquier otro valor no listado arriba</w:t>
+            </w:r>
+          </w:p>
+        </w:tc>
+        <w:tc>
+          <w:tcPr>
+            <w:tcW w:w="1701" w:type="dxa"/>
+          </w:tcPr>
+          <w:p>
+            <w:r>
+              <w:t>0</w:t>
+            </w:r>
+          </w:p>
+        </w:tc>
+        <w:tc>
+          <w:tcPr>
+            <w:tcW w:w="4252" w:type="dxa"/>
+          </w:tcPr>
+          <w:p>
+            <w:r>
+              <w:t>No se ha observado ninguno en producción a la fecha de este corte; si aparece, recibe el mismo tratamiento por defecto (state 0, active=false) y no se pierde el registro. Revisar contra la API de Unibagué si Reqlut reporta estudiantes con datos inconsistentes.</w:t>
             </w:r>
           </w:p>
         </w:tc>
       </w:tr>
     </w:tbl>
+    <w:p>
+      <w:pPr>
+        <w:rPr>
+          <w:i/>
+        </w:rPr>
+      </w:pPr>
+      <w:r>
+        <w:rPr>
+          <w:i/>
+        </w:rPr>
+        <w:t>Nota (14-sep-2026): la fila "Otro" se desglosó a partir de un censo de los valores reales de "status" en la API de Unibagué (32.330 registros de careers). Ningún estudiante se pierde por un status no reconocido — todos caen en state 0 / active=false por defecto — pero "Sancionado" (suspendido) queda hoy indistinguible de un retiro normal; si Reqlut necesita diferenciarlo, hay que acordar un state específico y ajustar resolveCareerState() en index.php.</w:t>
+      </w:r>
+    </w:p>
     <w:p>
       <w:pPr>
         <w:pStyle w:val="Ttulo1"/>
@@ -2547,11 +2315,7 @@
     </w:p>
     <w:p>
       <w:r>
-        <w:t xml:space="preserve">Toda la configuración sensible se maneja mediante variables de entorno, cargadas desde un archivo .env en la raíz del proyecto (no versionado — ver .gitignore). config.php incluye un cargador simple (loadEnvFile) que lee ese archivo si existe, sin sobrescribir variables ya definidas </w:t>
-      </w:r>
-      <w:r>
-        <w:lastRenderedPageBreak/>
-        <w:t>por el sistema operativo o por Docker. El archivo .env.example documenta todas las variables disponibles y sirve de plantilla para crear el .env real en cada entorno.</w:t>
+        <w:t>Toda la configuración sensible se maneja mediante variables de entorno, cargadas desde un archivo .env en la raíz del proyecto (no versionado — ver .gitignore). config.php incluye un cargador simple (loadEnvFile) que lee ese archivo si existe, sin sobrescribir variables ya definidas por el sistema operativo o por Docker. El archivo .env.example documenta todas las variables disponibles y sirve de plantilla para crear el .env real en cada entorno.</w:t>
       </w:r>
     </w:p>
     <w:tbl>
@@ -2807,7 +2571,11 @@
           </w:tcPr>
           <w:p>
             <w:r>
-              <w:t>Dominios permitidos para CORS, separados por coma; "*" = sin restricción.</w:t>
+              <w:t xml:space="preserve">Dominios permitidos para CORS, separados por </w:t>
+            </w:r>
+            <w:r>
+              <w:lastRenderedPageBreak/>
+              <w:t>coma; "*" = sin restricción.</w:t>
             </w:r>
           </w:p>
         </w:tc>
@@ -2822,6 +2590,7 @@
           </w:tcPr>
           <w:p>
             <w:r>
+              <w:lastRenderedPageBreak/>
               <w:t>WEBSERVICE_API_KEY</w:t>
             </w:r>
           </w:p>
@@ -2936,7 +2705,6 @@
           <w:rFonts w:ascii="Consolas" w:hAnsi="Consolas"/>
           <w:sz w:val="19"/>
         </w:rPr>
-        <w:lastRenderedPageBreak/>
         <w:t>$CAREER_ID_MAP = [</w:t>
       </w:r>
       <w:r>
@@ -3015,15 +2783,11 @@
       </w:r>
     </w:p>
     <w:p>
-      <w:r>
-        <w:t>Estado actual: se generó una clave y quedó activa en el archivo .env del entorno actual. Esa clave debe compartirse de forma segura con Reqlut para que la incluyan en sus peticiones.</w:t>
-      </w:r>
-    </w:p>
-    <w:p>
       <w:pPr>
         <w:pStyle w:val="Ttulo2"/>
       </w:pPr>
       <w:r>
+        <w:lastRenderedPageBreak/>
         <w:t>6.2 CORS (Access-Control-Allow-Origin)</w:t>
       </w:r>
     </w:p>
@@ -3090,7 +2854,6 @@
         <w:pStyle w:val="Ttulo1"/>
       </w:pPr>
       <w:r>
-        <w:lastRenderedPageBreak/>
         <w:t>7. Estrategia de Caché</w:t>
       </w:r>
     </w:p>
@@ -3144,7 +2907,11 @@
         <w:pStyle w:val="Ttulo1"/>
       </w:pPr>
       <w:r>
-        <w:t>8. Despliegue</w:t>
+        <w:lastRenderedPageBreak/>
+        <w:t>8</w:t>
+      </w:r>
+      <w:r>
+        <w:t>. Pruebas Manuales Sugeridas</w:t>
       </w:r>
     </w:p>
     <w:p>
@@ -3152,473 +2919,20 @@
         <w:pStyle w:val="Ttulo2"/>
       </w:pPr>
       <w:r>
-        <w:t>8.1 Estructura del proyecto</w:t>
-      </w:r>
-    </w:p>
-    <w:p>
-      <w:pPr>
-        <w:shd w:val="clear" w:color="auto" w:fill="F2F2F2"/>
-        <w:ind w:left="283"/>
-      </w:pPr>
-      <w:r>
-        <w:rPr>
-          <w:rFonts w:ascii="Consolas" w:hAnsi="Consolas"/>
-          <w:sz w:val="19"/>
-        </w:rPr>
-        <w:t>WebService-Reclut/</w:t>
+        <w:t>8</w:t>
       </w:r>
       <w:r>
-        <w:rPr>
-          <w:rFonts w:ascii="Consolas" w:hAnsi="Consolas"/>
-          <w:sz w:val="19"/>
-        </w:rPr>
-        <w:br/>
-        <w:t>├── index.php          # Lógica principal del servicio</w:t>
-      </w:r>
-      <w:r>
-        <w:rPr>
-          <w:rFonts w:ascii="Consolas" w:hAnsi="Consolas"/>
-          <w:sz w:val="19"/>
-        </w:rPr>
-        <w:br/>
-        <w:t>├── config.php          # Configuración (carga .env, define constantes)</w:t>
-      </w:r>
-      <w:r>
-        <w:rPr>
-          <w:rFonts w:ascii="Consolas" w:hAnsi="Consolas"/>
-          <w:sz w:val="19"/>
-        </w:rPr>
-        <w:br/>
-        <w:t>├── career_ids.php       # Mapeo de programas Unibagué → Reqlut</w:t>
-      </w:r>
-      <w:r>
-        <w:rPr>
-          <w:rFonts w:ascii="Consolas" w:hAnsi="Consolas"/>
-          <w:sz w:val="19"/>
-        </w:rPr>
-        <w:br/>
-        <w:t>├── clear_cache.php       # Invalidación manual de la caché</w:t>
-      </w:r>
-      <w:r>
-        <w:rPr>
-          <w:rFonts w:ascii="Consolas" w:hAnsi="Consolas"/>
-          <w:sz w:val="19"/>
-        </w:rPr>
-        <w:br/>
-        <w:t>├── .env                 # Credenciales y claves (NO versionado)</w:t>
-      </w:r>
-      <w:r>
-        <w:rPr>
-          <w:rFonts w:ascii="Consolas" w:hAnsi="Consolas"/>
-          <w:sz w:val="19"/>
-        </w:rPr>
-        <w:br/>
-        <w:t>├── .env.example          # Plantilla documentada de .env</w:t>
-      </w:r>
-      <w:r>
-        <w:rPr>
-          <w:rFonts w:ascii="Consolas" w:hAnsi="Consolas"/>
-          <w:sz w:val="19"/>
-        </w:rPr>
-        <w:br/>
-        <w:t>├── cache/              # Caché de estudiantes (generada en tiempo de ejecución)</w:t>
-      </w:r>
-      <w:r>
-        <w:rPr>
-          <w:rFonts w:ascii="Consolas" w:hAnsi="Consolas"/>
-          <w:sz w:val="19"/>
-        </w:rPr>
-        <w:br/>
-        <w:t>├── .htaccess            # Reescritura de URLs y bloqueo de /cache y .env</w:t>
-      </w:r>
-      <w:r>
-        <w:rPr>
-          <w:rFonts w:ascii="Consolas" w:hAnsi="Consolas"/>
-          <w:sz w:val="19"/>
-        </w:rPr>
-        <w:br/>
-        <w:t>├── Dockerfile           # Imagen PHP 8.3 + Apache</w:t>
-      </w:r>
-      <w:r>
-        <w:rPr>
-          <w:rFonts w:ascii="Consolas" w:hAnsi="Consolas"/>
-          <w:sz w:val="19"/>
-        </w:rPr>
-        <w:br/>
-        <w:t>├── docker-compose.yml     # Orquestación del contenedor (inyecta .env)</w:t>
-      </w:r>
-      <w:r>
-        <w:rPr>
-          <w:rFonts w:ascii="Consolas" w:hAnsi="Consolas"/>
-          <w:sz w:val="19"/>
-        </w:rPr>
-        <w:br/>
-        <w:t>├── .gitignore</w:t>
-      </w:r>
-      <w:r>
-        <w:rPr>
-          <w:rFonts w:ascii="Consolas" w:hAnsi="Consolas"/>
-          <w:sz w:val="19"/>
-        </w:rPr>
-        <w:br/>
-        <w:t>└── .dockerignore</w:t>
-      </w:r>
-    </w:p>
-    <w:p>
-      <w:pPr>
-        <w:pStyle w:val="Ttulo2"/>
-      </w:pPr>
-      <w:r>
-        <w:t>8.2 Requisitos</w:t>
-      </w:r>
-    </w:p>
-    <w:p>
-      <w:pPr>
-        <w:pStyle w:val="Listaconvietas"/>
-      </w:pPr>
-      <w:r>
-        <w:t>PHP 8.3 o superior con extensión mbstring habilitada.</w:t>
-      </w:r>
-    </w:p>
-    <w:p>
-      <w:pPr>
-        <w:pStyle w:val="Listaconvietas"/>
-      </w:pPr>
-      <w:r>
-        <w:t>Servidor Apache con mod_rewrite habilitado (o equivalente).</w:t>
-      </w:r>
-    </w:p>
-    <w:p>
-      <w:pPr>
-        <w:pStyle w:val="Listaconvietas"/>
-      </w:pPr>
-      <w:r>
-        <w:t>Acceso de red saliente hacia integra.unibague.edu.co.</w:t>
-      </w:r>
-    </w:p>
-    <w:p>
-      <w:pPr>
-        <w:pStyle w:val="Listaconvietas"/>
-      </w:pPr>
-      <w:r>
-        <w:t>Docker y Docker Compose (para despliegue contenerizado).</w:t>
-      </w:r>
-    </w:p>
-    <w:p>
-      <w:pPr>
-        <w:pStyle w:val="Ttulo2"/>
-      </w:pPr>
-      <w:r>
-        <w:t>8.3 Despliegue con Docker (recomendado)</w:t>
-      </w:r>
-    </w:p>
-    <w:p>
-      <w:pPr>
-        <w:shd w:val="clear" w:color="auto" w:fill="F2F2F2"/>
-        <w:ind w:left="283"/>
-      </w:pPr>
-      <w:r>
-        <w:rPr>
-          <w:rFonts w:ascii="Consolas" w:hAnsi="Consolas"/>
-          <w:sz w:val="19"/>
-        </w:rPr>
-        <w:t>docker compose up -d --build</w:t>
+        <w:t>.1 Credenciales y entorno de pruebas</w:t>
       </w:r>
     </w:p>
     <w:p>
       <w:r>
-        <w:lastRenderedPageBreak/>
-        <w:t>El servicio queda expuesto en el puerto 8080 del host (mapeado al puerto 80 del contenedor), según lo definido en docker-compose.yml. La carpeta cache/ se monta como volumen para que la caché persista fuera del contenedor entre reinicios.</w:t>
-      </w:r>
-    </w:p>
-    <w:tbl>
-      <w:tblPr>
-        <w:tblStyle w:val="Tablaconcuadrcula"/>
-        <w:tblW w:w="0" w:type="auto"/>
-        <w:jc w:val="center"/>
-        <w:tblLook w:val="04A0" w:firstRow="1" w:lastRow="0" w:firstColumn="1" w:lastColumn="0" w:noHBand="0" w:noVBand="1"/>
-      </w:tblPr>
-      <w:tblGrid>
-        <w:gridCol w:w="3402"/>
-        <w:gridCol w:w="5386"/>
-      </w:tblGrid>
-      <w:tr>
-        <w:trPr>
-          <w:jc w:val="center"/>
-        </w:trPr>
-        <w:tc>
-          <w:tcPr>
-            <w:tcW w:w="3402" w:type="dxa"/>
-            <w:shd w:val="clear" w:color="auto" w:fill="1F3A5F"/>
-          </w:tcPr>
-          <w:p>
-            <w:r>
-              <w:rPr>
-                <w:b/>
-                <w:color w:val="FFFFFF"/>
-              </w:rPr>
-              <w:t>Configuración Docker</w:t>
-            </w:r>
-          </w:p>
-        </w:tc>
-        <w:tc>
-          <w:tcPr>
-            <w:tcW w:w="5386" w:type="dxa"/>
-            <w:shd w:val="clear" w:color="auto" w:fill="1F3A5F"/>
-          </w:tcPr>
-          <w:p>
-            <w:r>
-              <w:rPr>
-                <w:b/>
-                <w:color w:val="FFFFFF"/>
-              </w:rPr>
-              <w:t>Valor</w:t>
-            </w:r>
-          </w:p>
-        </w:tc>
-      </w:tr>
-      <w:tr>
-        <w:trPr>
-          <w:jc w:val="center"/>
-        </w:trPr>
-        <w:tc>
-          <w:tcPr>
-            <w:tcW w:w="3402" w:type="dxa"/>
-          </w:tcPr>
-          <w:p>
-            <w:r>
-              <w:t>Imagen base</w:t>
-            </w:r>
-          </w:p>
-        </w:tc>
-        <w:tc>
-          <w:tcPr>
-            <w:tcW w:w="5386" w:type="dxa"/>
-          </w:tcPr>
-          <w:p>
-            <w:r>
-              <w:t>php:8.3-apache</w:t>
-            </w:r>
-          </w:p>
-        </w:tc>
-      </w:tr>
-      <w:tr>
-        <w:trPr>
-          <w:jc w:val="center"/>
-        </w:trPr>
-        <w:tc>
-          <w:tcPr>
-            <w:tcW w:w="3402" w:type="dxa"/>
-          </w:tcPr>
-          <w:p>
-            <w:r>
-              <w:t>Módulo habilitado</w:t>
-            </w:r>
-          </w:p>
-        </w:tc>
-        <w:tc>
-          <w:tcPr>
-            <w:tcW w:w="5386" w:type="dxa"/>
-          </w:tcPr>
-          <w:p>
-            <w:r>
-              <w:t>mod_rewrite (a2enmod rewrite)</w:t>
-            </w:r>
-          </w:p>
-        </w:tc>
-      </w:tr>
-      <w:tr>
-        <w:trPr>
-          <w:jc w:val="center"/>
-        </w:trPr>
-        <w:tc>
-          <w:tcPr>
-            <w:tcW w:w="3402" w:type="dxa"/>
-          </w:tcPr>
-          <w:p>
-            <w:r>
-              <w:t>AllowOverride</w:t>
-            </w:r>
-          </w:p>
-        </w:tc>
-        <w:tc>
-          <w:tcPr>
-            <w:tcW w:w="5386" w:type="dxa"/>
-          </w:tcPr>
-          <w:p>
-            <w:r>
-              <w:t>All (para permitir .htaccess en la raíz)</w:t>
-            </w:r>
-          </w:p>
-        </w:tc>
-      </w:tr>
-      <w:tr>
-        <w:trPr>
-          <w:jc w:val="center"/>
-        </w:trPr>
-        <w:tc>
-          <w:tcPr>
-            <w:tcW w:w="3402" w:type="dxa"/>
-          </w:tcPr>
-          <w:p>
-            <w:r>
-              <w:t>Puerto host → contenedor</w:t>
-            </w:r>
-          </w:p>
-        </w:tc>
-        <w:tc>
-          <w:tcPr>
-            <w:tcW w:w="5386" w:type="dxa"/>
-          </w:tcPr>
-          <w:p>
-            <w:r>
-              <w:t>8080 → 80</w:t>
-            </w:r>
-          </w:p>
-        </w:tc>
-      </w:tr>
-      <w:tr>
-        <w:trPr>
-          <w:jc w:val="center"/>
-        </w:trPr>
-        <w:tc>
-          <w:tcPr>
-            <w:tcW w:w="3402" w:type="dxa"/>
-          </w:tcPr>
-          <w:p>
-            <w:r>
-              <w:t>Volumen</w:t>
-            </w:r>
-          </w:p>
-        </w:tc>
-        <w:tc>
-          <w:tcPr>
-            <w:tcW w:w="5386" w:type="dxa"/>
-          </w:tcPr>
-          <w:p>
-            <w:r>
-              <w:t>./cache → /var/www/html/cache</w:t>
-            </w:r>
-          </w:p>
-        </w:tc>
-      </w:tr>
-      <w:tr>
-        <w:trPr>
-          <w:jc w:val="center"/>
-        </w:trPr>
-        <w:tc>
-          <w:tcPr>
-            <w:tcW w:w="3402" w:type="dxa"/>
-          </w:tcPr>
-          <w:p>
-            <w:r>
-              <w:t>Permisos de cache/</w:t>
-            </w:r>
-          </w:p>
-        </w:tc>
-        <w:tc>
-          <w:tcPr>
-            <w:tcW w:w="5386" w:type="dxa"/>
-          </w:tcPr>
-          <w:p>
-            <w:r>
-              <w:t>www-data:www-data, 755</w:t>
-            </w:r>
-          </w:p>
-        </w:tc>
-      </w:tr>
-    </w:tbl>
-    <w:p>
-      <w:pPr>
-        <w:pStyle w:val="Ttulo2"/>
-      </w:pPr>
-      <w:r>
-        <w:t>8.4 Despliegue manual (sin Docker)</w:t>
+        <w:t xml:space="preserve">Estado actual: https://reclutws.unibague.edu.co es la URL de producción del servicio (antes se documentaba con la IP interna 172.19.18.10:8080). </w:t>
       </w:r>
     </w:p>
     <w:p>
       <w:r>
-        <w:t>1. Copiar los archivos del proyecto al DocumentRoot de Apache/Nginx con soporte PHP.</w:t>
-      </w:r>
-    </w:p>
-    <w:p>
-      <w:r>
-        <w:t>2. Habilitar mod_rewrite (Apache) y permitir AllowOverride All en el directorio del proyecto.</w:t>
-      </w:r>
-    </w:p>
-    <w:p>
-      <w:r>
-        <w:t>3. Crear la carpeta cache/ con permisos de escritura para el usuario del servidor web.</w:t>
-      </w:r>
-    </w:p>
-    <w:p>
-      <w:r>
-        <w:t>4. Copiar .env.example a .env y completar UNIBAGUE_API_TOKEN, WEBSERVICE_API_KEY y CACHE_ADMIN_KEY con valores reales.</w:t>
-      </w:r>
-    </w:p>
-    <w:p>
-      <w:r>
-        <w:t>5. Completar career_ids.php con el mapeo real de programas entregado por Reqlut.</w:t>
-      </w:r>
-    </w:p>
-    <w:p>
-      <w:pPr>
-        <w:pStyle w:val="Ttulo1"/>
-      </w:pPr>
-      <w:r>
-        <w:t>9. Pruebas Manuales Sugeridas</w:t>
-      </w:r>
-    </w:p>
-    <w:p>
-      <w:pPr>
-        <w:pStyle w:val="Ttulo2"/>
-      </w:pPr>
-      <w:r>
-        <w:t>9.1 Credenciales y entorno de pruebas</w:t>
-      </w:r>
-    </w:p>
-    <w:p>
-      <w:pPr/>
-      <w:r>
-        <w:t>Antes de esta actualización no se contaba con una URL pública ni con la API key activa para el entorno de Reqlut, por lo que no era posible ejecutar pruebas contra un servicio real. Para completar las pruebas de extremo a extremo se requiere:</w:t>
-      </w:r>
-    </w:p>
-    <w:p>
-      <w:pPr>
-        <w:pStyle w:val="Listaconvietas"/>
-      </w:pPr>
-      <w:r>
-        <w:t>URL pública del servicio, con HTTPS.</w:t>
-      </w:r>
-    </w:p>
-    <w:p>
-      <w:pPr>
-        <w:pStyle w:val="Listaconvietas"/>
-      </w:pPr>
-      <w:r>
-        <w:t>La API key (ver sección 6.1).</w:t>
-      </w:r>
-    </w:p>
-    <w:p>
-      <w:pPr>
-        <w:pStyle w:val="Listaconvietas"/>
-      </w:pPr>
-      <w:r>
-        <w:t>Dos identificaciones de prueba: un estudiante activo y un egresado de hace varios años.</w:t>
-      </w:r>
-    </w:p>
-    <w:p>
-      <w:pPr/>
-      <w:r>
-        <w:t>Estado actual: http://172.19.18.10:8080 es la URL de producción del servicio. La API key vigente y los siguientes casos reales fueron confirmados (pendiente de verificar por qué las peticiones de prueba respondieron 200 sin enviar la API key):</w:t>
-      </w:r>
-    </w:p>
-    <w:p>
-      <w:pPr>
-        <w:pStyle w:val="Listaconvietas"/>
-      </w:pPr>
-      <w:r>
-        <w:t>API key: 4bb8f1c4e4798e5f6076b0061a9623eec9721c89d3dcc9f3789820a56e5d9b15</w:t>
+        <w:t>API key: no se documenta aquí en texto plano (se rotó el 14 de septiembre de 2026 porque la clave anterior circuló por varios correos). El valor vigente está en la variable WEBSERVICE_API_KEY del archivo .env de producción; Reqlut la recibe por un canal seguro aparte de este documento.</w:t>
       </w:r>
     </w:p>
     <w:p>
@@ -3642,7 +2956,10 @@
         <w:pStyle w:val="Ttulo2"/>
       </w:pPr>
       <w:r>
-        <w:t>9.2 Casos de prueba sugeridos</w:t>
+        <w:t>8</w:t>
+      </w:r>
+      <w:r>
+        <w:t>.2 Casos de prueba sugeridos</w:t>
       </w:r>
     </w:p>
     <w:tbl>
@@ -3962,7 +3279,6 @@
           </w:tcPr>
           <w:p>
             <w:r>
-              <w:lastRenderedPageBreak/>
               <w:t>Acceso directo a la caché</w:t>
             </w:r>
           </w:p>
@@ -4068,7 +3384,11 @@
           </w:tcPr>
           <w:p>
             <w:r>
-              <w:t>Invalidar caché sin clave</w:t>
+              <w:t xml:space="preserve">Invalidar </w:t>
+            </w:r>
+            <w:r>
+              <w:lastRenderedPageBreak/>
+              <w:t>caché sin clave</w:t>
             </w:r>
           </w:p>
         </w:tc>
@@ -4078,6 +3398,7 @@
           </w:tcPr>
           <w:p>
             <w:r>
+              <w:lastRenderedPageBreak/>
               <w:t>GET /clear_cache.php</w:t>
             </w:r>
           </w:p>
@@ -4088,7 +3409,11 @@
           </w:tcPr>
           <w:p>
             <w:r>
-              <w:t>401 (o 403 si CACHE_ADMIN_KEY está vacía)</w:t>
+              <w:t xml:space="preserve">401 (o 403 si </w:t>
+            </w:r>
+            <w:r>
+              <w:lastRenderedPageBreak/>
+              <w:t>CACHE_ADMIN_KEY está vacía)</w:t>
             </w:r>
           </w:p>
         </w:tc>

--- a/WebService-Reclut_Documentacion.docx
+++ b/WebService-Reclut_Documentacion.docx
@@ -2302,7 +2302,13 @@
         <w:rPr>
           <w:i/>
         </w:rPr>
-        <w:t>Nota (14-sep-2026): la fila "Otro" se desglosó a partir de un censo de los valores reales de "status" en la API de Unibagué (32.330 registros de careers). Ningún estudiante se pierde por un status no reconocido — todos caen en state 0 / active=false por defecto — pero "Sancionado" (suspendido) queda hoy indistinguible de un retiro normal; si Reqlut necesita diferenciarlo, hay que acordar un state específico y ajustar resolveCareerState() en index.php.</w:t>
+        <w:t>Nota (14-sep-2026): Ningún estudiante se pierde por un status no reconocido — todos caen en state 0 / active=false por defecto</w:t>
+      </w:r>
+      <w:r>
+        <w:rPr>
+          <w:i/>
+        </w:rPr>
+        <w:t>.</w:t>
       </w:r>
     </w:p>
     <w:p>
@@ -2310,6 +2316,7 @@
         <w:pStyle w:val="Ttulo1"/>
       </w:pPr>
       <w:r>
+        <w:lastRenderedPageBreak/>
         <w:t>5. Configuración (config.php y .env)</w:t>
       </w:r>
     </w:p>
@@ -2571,11 +2578,7 @@
           </w:tcPr>
           <w:p>
             <w:r>
-              <w:t xml:space="preserve">Dominios permitidos para CORS, separados por </w:t>
-            </w:r>
-            <w:r>
-              <w:lastRenderedPageBreak/>
-              <w:t>coma; "*" = sin restricción.</w:t>
+              <w:t>Dominios permitidos para CORS, separados por coma; "*" = sin restricción.</w:t>
             </w:r>
           </w:p>
         </w:tc>
@@ -2590,7 +2593,6 @@
           </w:tcPr>
           <w:p>
             <w:r>
-              <w:lastRenderedPageBreak/>
               <w:t>WEBSERVICE_API_KEY</w:t>
             </w:r>
           </w:p>
@@ -2692,6 +2694,7 @@
     </w:p>
     <w:p>
       <w:r>
+        <w:lastRenderedPageBreak/>
         <w:t>Estado actual: el mapeo está pendiente de completar. Mientras no se configure, la función resolveReqlutCareerID() utiliza el program_code de Unibagué como valor de respaldo (fallback), lo cual puede no coincidir con el ID real esperado por Reqlut.</w:t>
       </w:r>
     </w:p>
@@ -2787,7 +2790,6 @@
         <w:pStyle w:val="Ttulo2"/>
       </w:pPr>
       <w:r>
-        <w:lastRenderedPageBreak/>
         <w:t>6.2 CORS (Access-Control-Allow-Origin)</w:t>
       </w:r>
     </w:p>
@@ -2846,6 +2848,7 @@
         <w:pStyle w:val="Listaconvietas"/>
       </w:pPr>
       <w:r>
+        <w:lastRenderedPageBreak/>
         <w:t>El directorio /cache sigue bloqueado a nivel de .htaccess, como ya se documentó.</w:t>
       </w:r>
     </w:p>
@@ -2907,11 +2910,7 @@
         <w:pStyle w:val="Ttulo1"/>
       </w:pPr>
       <w:r>
-        <w:lastRenderedPageBreak/>
-        <w:t>8</w:t>
-      </w:r>
-      <w:r>
-        <w:t>. Pruebas Manuales Sugeridas</w:t>
+        <w:t>8. Pruebas Manuales Sugeridas</w:t>
       </w:r>
     </w:p>
     <w:p>
@@ -2919,26 +2918,52 @@
         <w:pStyle w:val="Ttulo2"/>
       </w:pPr>
       <w:r>
-        <w:t>8</w:t>
-      </w:r>
-      <w:r>
-        <w:t>.1 Credenciales y entorno de pruebas</w:t>
+        <w:t>8.1 Credenciales y entorno de pruebas</w:t>
       </w:r>
     </w:p>
     <w:p>
       <w:r>
-        <w:t xml:space="preserve">Estado actual: https://reclutws.unibague.edu.co es la URL de producción del servicio (antes se documentaba con la IP interna 172.19.18.10:8080). </w:t>
+        <w:t>https://</w:t>
       </w:r>
-    </w:p>
-    <w:p>
       <w:r>
-        <w:t>API key: no se documenta aquí en texto plano (se rotó el 14 de septiembre de 2026 porque la clave anterior circuló por varios correos). El valor vigente está en la variable WEBSERVICE_API_KEY del archivo .env de producción; Reqlut la recibe por un canal seguro aparte de este documento.</w:t>
+        <w:rPr>
+          <w:u w:val="single"/>
+        </w:rPr>
+        <w:t>re</w:t>
+      </w:r>
+      <w:r>
+        <w:rPr>
+          <w:u w:val="single"/>
+        </w:rPr>
+        <w:t>q</w:t>
+      </w:r>
+      <w:r>
+        <w:rPr>
+          <w:u w:val="single"/>
+        </w:rPr>
+        <w:t>lutws</w:t>
+      </w:r>
+      <w:r>
+        <w:t>.unibague.edu.co</w:t>
       </w:r>
     </w:p>
     <w:p>
       <w:pPr>
-        <w:pStyle w:val="Listaconvietas"/>
+        <w:rPr>
+          <w:lang w:val="es-CO"/>
+        </w:rPr>
       </w:pPr>
+      <w:r>
+        <w:t xml:space="preserve">API key: </w:t>
+      </w:r>
+      <w:r>
+        <w:rPr>
+          <w:lang w:val="es-CO"/>
+        </w:rPr>
+        <w:t>df4bf775f2b559e5e376e504b37b3a8733b67e77273e5f786f5e0068af64329c</w:t>
+      </w:r>
+    </w:p>
+    <w:p>
       <w:r>
         <w:t>Estudiante activo (Sofía Herrera) — GET /index.php?identification=1104944394 o GET /index.php?email=sofia.herrera1@estudiantesunibague.edu.co</w:t>
       </w:r>
@@ -2956,10 +2981,7 @@
         <w:pStyle w:val="Ttulo2"/>
       </w:pPr>
       <w:r>
-        <w:t>8</w:t>
-      </w:r>
-      <w:r>
-        <w:t>.2 Casos de prueba sugeridos</w:t>
+        <w:t>8.2 Casos de prueba sugeridos</w:t>
       </w:r>
     </w:p>
     <w:tbl>
@@ -3104,7 +3126,11 @@
           </w:tcPr>
           <w:p>
             <w:r>
-              <w:t>Con API key, sin parámetros</w:t>
+              <w:t xml:space="preserve">Con API key, sin </w:t>
+            </w:r>
+            <w:r>
+              <w:lastRenderedPageBreak/>
+              <w:t>parámetros</w:t>
             </w:r>
           </w:p>
         </w:tc>
@@ -3114,6 +3140,7 @@
           </w:tcPr>
           <w:p>
             <w:r>
+              <w:lastRenderedPageBreak/>
               <w:t>GET /index.php?api_key=&lt;clave&gt;</w:t>
             </w:r>
           </w:p>
@@ -3139,6 +3166,7 @@
           </w:tcPr>
           <w:p>
             <w:r>
+              <w:lastRenderedPageBreak/>
               <w:t>Identificación inexistente</w:t>
             </w:r>
           </w:p>
@@ -3384,11 +3412,7 @@
           </w:tcPr>
           <w:p>
             <w:r>
-              <w:t xml:space="preserve">Invalidar </w:t>
-            </w:r>
-            <w:r>
-              <w:lastRenderedPageBreak/>
-              <w:t>caché sin clave</w:t>
+              <w:t>Invalidar caché sin clave</w:t>
             </w:r>
           </w:p>
         </w:tc>
@@ -3398,7 +3422,6 @@
           </w:tcPr>
           <w:p>
             <w:r>
-              <w:lastRenderedPageBreak/>
               <w:t>GET /clear_cache.php</w:t>
             </w:r>
           </w:p>
@@ -3409,11 +3432,7 @@
           </w:tcPr>
           <w:p>
             <w:r>
-              <w:t xml:space="preserve">401 (o 403 si </w:t>
-            </w:r>
-            <w:r>
-              <w:lastRenderedPageBreak/>
-              <w:t>CACHE_ADMIN_KEY está vacía)</w:t>
+              <w:t>401 (o 403 si CACHE_ADMIN_KEY está vacía)</w:t>
             </w:r>
           </w:p>
         </w:tc>
@@ -4308,7 +4327,6 @@
   <w:style w:type="character" w:default="1" w:styleId="Fuentedeprrafopredeter">
     <w:name w:val="Default Paragraph Font"/>
     <w:uiPriority w:val="1"/>
-    <w:semiHidden/>
     <w:unhideWhenUsed/>
   </w:style>
   <w:style w:type="table" w:default="1" w:styleId="Tablanormal">
